--- a/downloads/teacher/05 Materials/Unit 03/Slides/Slides 03.13 - Friendship Boundaries and the Communication Performance Task.docx
+++ b/downloads/teacher/05 Materials/Unit 03/Slides/Slides 03.13 - Friendship Boundaries and the Communication Performance Task.docx
@@ -17,7 +17,7 @@
         <w:pStyle w:val="FirstParagraph"/>
       </w:pPr>
       <w:r>
-        <w:t xml:space="preserve">Slide outline for Lesson 3.13, two days. Slides 1 to 12 are Day 1. Slides 13 to 22 are Day 2, and Day 2 holds the Communication Performance Task, the formal check for Topic 3.3, in its last 25 minutes (six minutes of planning, twenty minutes of performances, four minutes of self-score). Slide 4 is the statement of what this class is and is not about; say it out loud every year. Nothing here is about the body. That is health class.</w:t>
+        <w:t xml:space="preserve">Slide outline for Lesson 3.13, two days. Slides 1 to 12 are Day 1. Slides 13 to 22 are Day 2, and Day 2 holds the Communication Performance Task, the formal check for Topic 3.3, in its last 30 minutes (six minutes of planning, twenty minutes of performances, four minutes of self-score). Slide 4 is the statement of what this class is and is not about; say it out loud every year. Nothing here is about the body. That is health class.</w:t>
       </w:r>
     </w:p>
     <w:p>
@@ -243,16 +243,7 @@
         <w:pStyle w:val="Compact"/>
       </w:pPr>
       <w:r>
-        <w:t xml:space="preserve">Questions about the body go to health class with</w:t>
-      </w:r>
-      <w:r>
-        <w:t xml:space="preserve"> </w:t>
-      </w:r>
-      <w:r>
-        <w:rPr>
-          <w:rStyle w:val="TeacherNote"/>
-        </w:rPr>
-        <w:t xml:space="preserve">[Sal: health teacher’s name]</w:t>
+        <w:t xml:space="preserve">Questions about the body go to health class with the health teacher</w:t>
       </w:r>
     </w:p>
     <w:p>
@@ -270,15 +261,6 @@
         <w:t xml:space="preserve"> </w:t>
       </w:r>
       <w:r>
-        <w:rPr>
-          <w:rStyle w:val="TeacherNote"/>
-        </w:rPr>
-        <w:t xml:space="preserve">[Sal: name, room ___]</w:t>
-      </w:r>
-      <w:r>
-        <w:t xml:space="preserve"> </w:t>
-      </w:r>
-      <w:r>
         <w:t xml:space="preserve">Notes: Say this plainly and do not paraphrase it away. Students and parents both need to hear it. If a student pushes the conversation to the body, the answer is</w:t>
       </w:r>
       <w:r>
@@ -288,7 +270,7 @@
         <w:t xml:space="preserve">“</w:t>
       </w:r>
       <w:r>
-        <w:t xml:space="preserve">that is a health class question, and [health teacher’s name] is the person to ask.</w:t>
+        <w:t xml:space="preserve">that is a health class question, and the health teacher is the person to ask.</w:t>
       </w:r>
       <w:r>
         <w:t xml:space="preserve">”</w:t>
@@ -1629,22 +1611,7 @@
         <w:t xml:space="preserve"> </w:t>
       </w:r>
       <w:r>
-        <w:t xml:space="preserve">Notes: Score live, four criteria, numbers only, no comments on the clipboard.</w:t>
-      </w:r>
-      <w:r>
-        <w:t xml:space="preserve"> </w:t>
-      </w:r>
-      <w:r>
-        <w:rPr>
-          <w:rStyle w:val="TeacherNote"/>
-        </w:rPr>
-        <w:t xml:space="preserve">[Sal: with more than 22 students, run a second corner with a student timekeeper, or run the last three pairs at the start of Lesson 3.14 before the do now, and say so now.]</w:t>
-      </w:r>
-      <w:r>
-        <w:t xml:space="preserve"> </w:t>
-      </w:r>
-      <w:r>
-        <w:t xml:space="preserve">A student who cannot perform in front of the class performs for me at the table.</w:t>
+        <w:t xml:space="preserve">Notes: Score live, four criteria, numbers only, no comments on the clipboard. A student who cannot perform in front of the class performs for me at the table.</w:t>
       </w:r>
     </w:p>
     <w:p>
@@ -1824,7 +1791,7 @@
         <w:t xml:space="preserve"> </w:t>
       </w:r>
       <w:r>
-        <w:t xml:space="preserve">Notes: Collect the planning sheets and self-scores. The pressure answer for the third push is Lesson 3.12’s fifth unhealthy sign, and the next move is step back or tell a trusted adult.</w:t>
+        <w:t xml:space="preserve">Notes: Collect the planning sheets and self-scores. The pressure answer for the third push is Lesson 3.12’s fourth unhealthy sign, and the next move is step back or tell a trusted adult.</w:t>
       </w:r>
     </w:p>
     <w:sectPr>
